--- a/curriculos/Curriculo 115-03/Plantilla inicio Contenido programatico.docx
+++ b/curriculos/Curriculo 115-03/Plantilla inicio Contenido programatico.docx
@@ -9091,6 +9091,14 @@
               <w:pStyle w:val="TableParagraph"/>
               <w:spacing w:before="30" w:after="30"/>
             </w:pPr>
+            <w:r>
+              <w:rPr>
+                <w:rFonts w:ascii="Times New Roman" w:hAnsi="Times New Roman"/>
+                <w:b/>
+                <w:sz w:val="16"/>
+              </w:rPr>
+              <w:t xml:space="preserve">1155101</w:t>
+            </w:r>
           </w:p>
         </w:tc>
         <w:tc>
@@ -11990,7 +11998,7 @@
                 <w:rFonts w:ascii="Times New Roman" w:hAnsi="Times New Roman"/>
                 <w:sz w:val="16"/>
               </w:rPr>
-              <w:t>1155109</w:t>
+              <w:t xml:space="preserve">1155209</w:t>
             </w:r>
           </w:p>
         </w:tc>
@@ -15324,7 +15332,17 @@
                 <w:rFonts w:ascii="Times New Roman" w:hAnsi="Times New Roman"/>
                 <w:sz w:val="16"/>
               </w:rPr>
-              <w:t>1155305</w:t>
+              <w:t xml:space="preserve">1155304</w:t>
+            </w:r>
+            <w:r>
+              <w:br/>
+            </w:r>
+            <w:r>
+              <w:rPr>
+                <w:rFonts w:ascii="Times New Roman" w:hAnsi="Times New Roman"/>
+                <w:sz w:val="16"/>
+              </w:rPr>
+              <w:t xml:space="preserve">1155305</w:t>
             </w:r>
           </w:p>
         </w:tc>
@@ -20335,7 +20353,7 @@
                 <w:rFonts w:ascii="Times New Roman" w:hAnsi="Times New Roman"/>
                 <w:sz w:val="16"/>
               </w:rPr>
-              <w:t>1155609</w:t>
+              <w:t xml:space="preserve">1155606</w:t>
             </w:r>
             <w:r>
               <w:br/>
@@ -20345,7 +20363,17 @@
                 <w:rFonts w:ascii="Times New Roman" w:hAnsi="Times New Roman"/>
                 <w:sz w:val="16"/>
               </w:rPr>
-              <w:t>1155705</w:t>
+              <w:t xml:space="preserve">1155609</w:t>
+            </w:r>
+            <w:r>
+              <w:br/>
+            </w:r>
+            <w:r>
+              <w:rPr>
+                <w:rFonts w:ascii="Times New Roman" w:hAnsi="Times New Roman"/>
+                <w:sz w:val="16"/>
+              </w:rPr>
+              <w:t xml:space="preserve">1155705</w:t>
             </w:r>
           </w:p>
         </w:tc>
